--- a/documents/D1_Constitution_avocat_aide_juridictionnelle.docx
+++ b/documents/D1_Constitution_avocat_aide_juridictionnelle.docx
@@ -180,7 +180,7 @@
           <w:sz w:val="30"/>
           <w:szCs w:val="30"/>
         </w:rPr>
-        <w:t xml:space="preserve">CONSTITUTION D'AVOCAT ET DEMANDE D'AIDE JURIDICTIONNELLE</w:t>
+        <w:t xml:space="preserve">CONSTITUTION D'AVOCAT ET DEMANDE D'AVOCAT COMMIS D'OFFICE</w:t>
       </w:r>
     </w:p>
     <w:p>
@@ -1976,7 +1976,7 @@
                 <w:sz w:val="18"/>
                 <w:szCs w:val="18"/>
               </w:rPr>
-              <w:t xml:space="preserve">5 · DEMANDE D'AIDE JURIDICTIONNELLE</w:t>
+              <w:t xml:space="preserve">5 · DEMANDE D'AVOCAT COMMIS D'OFFICE</w:t>
             </w:r>
           </w:p>
         </w:tc>
@@ -2060,7 +2060,7 @@
                 <w:sz w:val="17"/>
                 <w:szCs w:val="17"/>
               </w:rPr>
-              <w:t xml:space="preserve">  Je demande un avocat commis d'office pris en charge</w:t>
+              <w:t xml:space="preserve">  Je demande un avocat commis d'office, payé par le Gouvernement</w:t>
             </w:r>
           </w:p>
         </w:tc>
@@ -2112,7 +2112,7 @@
                 <w:sz w:val="17"/>
                 <w:szCs w:val="17"/>
               </w:rPr>
-              <w:t xml:space="preserve">  Je renonce à l'aide juridictionnelle</w:t>
+              <w:t xml:space="preserve">  Je renonce à l'avocat commis d'office</w:t>
             </w:r>
           </w:p>
         </w:tc>
@@ -2186,396 +2186,7 @@
                 <w:sz w:val="18"/>
                 <w:szCs w:val="18"/>
               </w:rPr>
-              <w:t xml:space="preserve">6 · DÉCLARATION DE RESSOURCES</w:t>
-            </w:r>
-          </w:p>
-        </w:tc>
-      </w:tr>
-    </w:tbl>
-    <w:p>
-      <w:pPr>
-        <w:spacing w:after="0" w:before="0" w:line="20" w:lineRule="exact"/>
-        <w:rPr>
-          <w:sz w:val="2"/>
-          <w:szCs w:val="2"/>
-        </w:rPr>
-      </w:pPr>
-      <w:r>
-        <w:rPr>
-          <w:sz w:val="2"/>
-          <w:szCs w:val="2"/>
-        </w:rPr>
-        <w:t xml:space="preserve"/>
-      </w:r>
-    </w:p>
-    <w:tbl>
-      <w:tblPr>
-        <w:tblW w:type="dxa" w:w="9900"/>
-        <w:tblBorders>
-          <w:top w:val="single" w:color="auto" w:sz="4"/>
-          <w:left w:val="single" w:color="auto" w:sz="4"/>
-          <w:bottom w:val="single" w:color="auto" w:sz="4"/>
-          <w:right w:val="single" w:color="auto" w:sz="4"/>
-          <w:insideH w:val="single" w:color="auto" w:sz="4"/>
-          <w:insideV w:val="single" w:color="auto" w:sz="4"/>
-        </w:tblBorders>
-      </w:tblPr>
-      <w:tblGrid>
-        <w:gridCol w:w="2000"/>
-        <w:gridCol w:w="2950"/>
-        <w:gridCol w:w="2000"/>
-        <w:gridCol w:w="2950"/>
-      </w:tblGrid>
-      <w:tr>
-        <w:trPr>
-          <w:cantSplit/>
-          <w:trHeight w:val="340" w:hRule="atLeast"/>
-        </w:trPr>
-        <w:tc>
-          <w:tcPr>
-            <w:tcW w:type="dxa" w:w="2000"/>
-            <w:tcBorders>
-              <w:top w:val="single" w:color="8C98AE" w:sz="4"/>
-              <w:left w:val="single" w:color="8C98AE" w:sz="4"/>
-              <w:bottom w:val="single" w:color="8C98AE" w:sz="4"/>
-              <w:right w:val="single" w:color="8C98AE" w:sz="4"/>
-            </w:tcBorders>
-            <w:shd w:fill="DCE6F2" w:color="auto" w:val="clear"/>
-            <w:tcMar>
-              <w:top w:type="dxa" w:w="35"/>
-              <w:left w:type="dxa" w:w="100"/>
-              <w:bottom w:type="dxa" w:w="35"/>
-              <w:right w:type="dxa" w:w="100"/>
-            </w:tcMar>
-            <w:vAlign w:val="center"/>
-          </w:tcPr>
-          <w:p>
-            <w:pPr>
-              <w:spacing w:after="0" w:before="0"/>
-            </w:pPr>
-            <w:r>
-              <w:rPr>
-                <w:rFonts w:ascii="Arial" w:cs="Arial" w:eastAsia="Arial" w:hAnsi="Arial"/>
-                <w:b/>
-                <w:bCs/>
-                <w:color w:val="002060"/>
-                <w:sz w:val="16"/>
-                <w:szCs w:val="16"/>
-              </w:rPr>
-              <w:t xml:space="preserve">Revenus mensuels</w:t>
-            </w:r>
-          </w:p>
-        </w:tc>
-        <w:tc>
-          <w:tcPr>
-            <w:tcW w:type="dxa" w:w="2950"/>
-            <w:tcBorders>
-              <w:top w:val="single" w:color="8C98AE" w:sz="4"/>
-              <w:left w:val="single" w:color="8C98AE" w:sz="4"/>
-              <w:bottom w:val="single" w:color="8C98AE" w:sz="4"/>
-              <w:right w:val="single" w:color="8C98AE" w:sz="4"/>
-            </w:tcBorders>
-            <w:tcMar>
-              <w:top w:type="dxa" w:w="35"/>
-              <w:left w:type="dxa" w:w="100"/>
-              <w:bottom w:type="dxa" w:w="35"/>
-              <w:right w:type="dxa" w:w="100"/>
-            </w:tcMar>
-            <w:vAlign w:val="center"/>
-          </w:tcPr>
-          <w:p>
-            <w:pPr>
-              <w:spacing w:after="0" w:before="0"/>
-            </w:pPr>
-            <w:r>
-              <w:rPr>
-                <w:rFonts w:ascii="Arial" w:cs="Arial" w:eastAsia="Arial" w:hAnsi="Arial"/>
-                <w:color w:val="222222"/>
-                <w:sz w:val="18"/>
-                <w:szCs w:val="18"/>
-              </w:rPr>
-              <w:t xml:space="preserve"/>
-            </w:r>
-          </w:p>
-        </w:tc>
-        <w:tc>
-          <w:tcPr>
-            <w:tcW w:type="dxa" w:w="2000"/>
-            <w:tcBorders>
-              <w:top w:val="single" w:color="8C98AE" w:sz="4"/>
-              <w:left w:val="single" w:color="8C98AE" w:sz="4"/>
-              <w:bottom w:val="single" w:color="8C98AE" w:sz="4"/>
-              <w:right w:val="single" w:color="8C98AE" w:sz="4"/>
-            </w:tcBorders>
-            <w:shd w:fill="DCE6F2" w:color="auto" w:val="clear"/>
-            <w:tcMar>
-              <w:top w:type="dxa" w:w="35"/>
-              <w:left w:type="dxa" w:w="100"/>
-              <w:bottom w:type="dxa" w:w="35"/>
-              <w:right w:type="dxa" w:w="100"/>
-            </w:tcMar>
-            <w:vAlign w:val="center"/>
-          </w:tcPr>
-          <w:p>
-            <w:pPr>
-              <w:spacing w:after="0" w:before="0"/>
-            </w:pPr>
-            <w:r>
-              <w:rPr>
-                <w:rFonts w:ascii="Arial" w:cs="Arial" w:eastAsia="Arial" w:hAnsi="Arial"/>
-                <w:b/>
-                <w:bCs/>
-                <w:color w:val="002060"/>
-                <w:sz w:val="16"/>
-                <w:szCs w:val="16"/>
-              </w:rPr>
-              <w:t xml:space="preserve">Patrimoine</w:t>
-            </w:r>
-          </w:p>
-        </w:tc>
-        <w:tc>
-          <w:tcPr>
-            <w:tcW w:type="dxa" w:w="2950"/>
-            <w:tcBorders>
-              <w:top w:val="single" w:color="8C98AE" w:sz="4"/>
-              <w:left w:val="single" w:color="8C98AE" w:sz="4"/>
-              <w:bottom w:val="single" w:color="8C98AE" w:sz="4"/>
-              <w:right w:val="single" w:color="8C98AE" w:sz="4"/>
-            </w:tcBorders>
-            <w:tcMar>
-              <w:top w:type="dxa" w:w="35"/>
-              <w:left w:type="dxa" w:w="100"/>
-              <w:bottom w:type="dxa" w:w="35"/>
-              <w:right w:type="dxa" w:w="100"/>
-            </w:tcMar>
-            <w:vAlign w:val="center"/>
-          </w:tcPr>
-          <w:p>
-            <w:pPr>
-              <w:spacing w:after="0" w:before="0"/>
-            </w:pPr>
-            <w:r>
-              <w:rPr>
-                <w:rFonts w:ascii="Arial" w:cs="Arial" w:eastAsia="Arial" w:hAnsi="Arial"/>
-                <w:color w:val="222222"/>
-                <w:sz w:val="18"/>
-                <w:szCs w:val="18"/>
-              </w:rPr>
-              <w:t xml:space="preserve"/>
-            </w:r>
-          </w:p>
-        </w:tc>
-      </w:tr>
-      <w:tr>
-        <w:trPr>
-          <w:cantSplit/>
-          <w:trHeight w:val="340" w:hRule="atLeast"/>
-        </w:trPr>
-        <w:tc>
-          <w:tcPr>
-            <w:tcW w:type="dxa" w:w="2000"/>
-            <w:tcBorders>
-              <w:top w:val="single" w:color="8C98AE" w:sz="4"/>
-              <w:left w:val="single" w:color="8C98AE" w:sz="4"/>
-              <w:bottom w:val="single" w:color="8C98AE" w:sz="4"/>
-              <w:right w:val="single" w:color="8C98AE" w:sz="4"/>
-            </w:tcBorders>
-            <w:shd w:fill="DCE6F2" w:color="auto" w:val="clear"/>
-            <w:tcMar>
-              <w:top w:type="dxa" w:w="35"/>
-              <w:left w:type="dxa" w:w="100"/>
-              <w:bottom w:type="dxa" w:w="35"/>
-              <w:right w:type="dxa" w:w="100"/>
-            </w:tcMar>
-            <w:vAlign w:val="center"/>
-          </w:tcPr>
-          <w:p>
-            <w:pPr>
-              <w:spacing w:after="0" w:before="0"/>
-            </w:pPr>
-            <w:r>
-              <w:rPr>
-                <w:rFonts w:ascii="Arial" w:cs="Arial" w:eastAsia="Arial" w:hAnsi="Arial"/>
-                <w:b/>
-                <w:bCs/>
-                <w:color w:val="002060"/>
-                <w:sz w:val="16"/>
-                <w:szCs w:val="16"/>
-              </w:rPr>
-              <w:t xml:space="preserve">Charges principales</w:t>
-            </w:r>
-          </w:p>
-        </w:tc>
-        <w:tc>
-          <w:tcPr>
-            <w:tcW w:type="dxa" w:w="2950"/>
-            <w:tcBorders>
-              <w:top w:val="single" w:color="8C98AE" w:sz="4"/>
-              <w:left w:val="single" w:color="8C98AE" w:sz="4"/>
-              <w:bottom w:val="single" w:color="8C98AE" w:sz="4"/>
-              <w:right w:val="single" w:color="8C98AE" w:sz="4"/>
-            </w:tcBorders>
-            <w:tcMar>
-              <w:top w:type="dxa" w:w="35"/>
-              <w:left w:type="dxa" w:w="100"/>
-              <w:bottom w:type="dxa" w:w="35"/>
-              <w:right w:type="dxa" w:w="100"/>
-            </w:tcMar>
-            <w:vAlign w:val="center"/>
-          </w:tcPr>
-          <w:p>
-            <w:pPr>
-              <w:spacing w:after="0" w:before="0"/>
-            </w:pPr>
-            <w:r>
-              <w:rPr>
-                <w:rFonts w:ascii="Arial" w:cs="Arial" w:eastAsia="Arial" w:hAnsi="Arial"/>
-                <w:color w:val="222222"/>
-                <w:sz w:val="18"/>
-                <w:szCs w:val="18"/>
-              </w:rPr>
-              <w:t xml:space="preserve"/>
-            </w:r>
-          </w:p>
-        </w:tc>
-        <w:tc>
-          <w:tcPr>
-            <w:tcW w:type="dxa" w:w="2000"/>
-            <w:tcBorders>
-              <w:top w:val="single" w:color="8C98AE" w:sz="4"/>
-              <w:left w:val="single" w:color="8C98AE" w:sz="4"/>
-              <w:bottom w:val="single" w:color="8C98AE" w:sz="4"/>
-              <w:right w:val="single" w:color="8C98AE" w:sz="4"/>
-            </w:tcBorders>
-            <w:shd w:fill="DCE6F2" w:color="auto" w:val="clear"/>
-            <w:tcMar>
-              <w:top w:type="dxa" w:w="35"/>
-              <w:left w:type="dxa" w:w="100"/>
-              <w:bottom w:type="dxa" w:w="35"/>
-              <w:right w:type="dxa" w:w="100"/>
-            </w:tcMar>
-            <w:vAlign w:val="center"/>
-          </w:tcPr>
-          <w:p>
-            <w:pPr>
-              <w:spacing w:after="0" w:before="0"/>
-            </w:pPr>
-            <w:r>
-              <w:rPr>
-                <w:rFonts w:ascii="Arial" w:cs="Arial" w:eastAsia="Arial" w:hAnsi="Arial"/>
-                <w:b/>
-                <w:bCs/>
-                <w:color w:val="002060"/>
-                <w:sz w:val="16"/>
-                <w:szCs w:val="16"/>
-              </w:rPr>
-              <w:t xml:space="preserve">Total des ressources</w:t>
-            </w:r>
-          </w:p>
-        </w:tc>
-        <w:tc>
-          <w:tcPr>
-            <w:tcW w:type="dxa" w:w="2950"/>
-            <w:tcBorders>
-              <w:top w:val="single" w:color="8C98AE" w:sz="4"/>
-              <w:left w:val="single" w:color="8C98AE" w:sz="4"/>
-              <w:bottom w:val="single" w:color="8C98AE" w:sz="4"/>
-              <w:right w:val="single" w:color="8C98AE" w:sz="4"/>
-            </w:tcBorders>
-            <w:tcMar>
-              <w:top w:type="dxa" w:w="35"/>
-              <w:left w:type="dxa" w:w="100"/>
-              <w:bottom w:type="dxa" w:w="35"/>
-              <w:right w:type="dxa" w:w="100"/>
-            </w:tcMar>
-            <w:vAlign w:val="center"/>
-          </w:tcPr>
-          <w:p>
-            <w:pPr>
-              <w:spacing w:after="0" w:before="0"/>
-            </w:pPr>
-            <w:r>
-              <w:rPr>
-                <w:rFonts w:ascii="Arial" w:cs="Arial" w:eastAsia="Arial" w:hAnsi="Arial"/>
-                <w:color w:val="222222"/>
-                <w:sz w:val="18"/>
-                <w:szCs w:val="18"/>
-              </w:rPr>
-              <w:t xml:space="preserve"/>
-            </w:r>
-          </w:p>
-        </w:tc>
-      </w:tr>
-    </w:tbl>
-    <w:p>
-      <w:pPr>
-        <w:spacing w:after="90" w:before="0" w:line="20" w:lineRule="exact"/>
-        <w:rPr>
-          <w:sz w:val="2"/>
-          <w:szCs w:val="2"/>
-        </w:rPr>
-      </w:pPr>
-      <w:r>
-        <w:rPr>
-          <w:sz w:val="2"/>
-          <w:szCs w:val="2"/>
-        </w:rPr>
-        <w:t xml:space="preserve"/>
-      </w:r>
-    </w:p>
-    <w:tbl>
-      <w:tblPr>
-        <w:tblW w:type="dxa" w:w="9900"/>
-        <w:tblBorders>
-          <w:top w:val="single" w:color="auto" w:sz="4"/>
-          <w:left w:val="single" w:color="auto" w:sz="4"/>
-          <w:bottom w:val="single" w:color="auto" w:sz="4"/>
-          <w:right w:val="single" w:color="auto" w:sz="4"/>
-          <w:insideH w:val="single" w:color="auto" w:sz="4"/>
-          <w:insideV w:val="single" w:color="auto" w:sz="4"/>
-        </w:tblBorders>
-      </w:tblPr>
-      <w:tblGrid>
-        <w:gridCol w:w="9900"/>
-      </w:tblGrid>
-      <w:tr>
-        <w:trPr>
-          <w:cantSplit/>
-          <w:trHeight w:val="320" w:hRule="atLeast"/>
-        </w:trPr>
-        <w:tc>
-          <w:tcPr>
-            <w:tcW w:type="dxa" w:w="9900"/>
-            <w:tcBorders>
-              <w:top w:val="none" w:color="FFFFFF" w:sz="0"/>
-              <w:left w:val="none" w:color="FFFFFF" w:sz="0"/>
-              <w:bottom w:val="none" w:color="FFFFFF" w:sz="0"/>
-              <w:right w:val="none" w:color="FFFFFF" w:sz="0"/>
-            </w:tcBorders>
-            <w:shd w:fill="002060" w:color="auto" w:val="clear"/>
-            <w:tcMar>
-              <w:top w:type="dxa" w:w="35"/>
-              <w:left w:type="dxa" w:w="100"/>
-              <w:bottom w:type="dxa" w:w="35"/>
-              <w:right w:type="dxa" w:w="100"/>
-            </w:tcMar>
-            <w:vAlign w:val="center"/>
-          </w:tcPr>
-          <w:p>
-            <w:pPr>
-              <w:keepNext/>
-              <w:spacing w:after="0" w:before="0"/>
-            </w:pPr>
-            <w:r>
-              <w:rPr>
-                <w:rFonts w:ascii="Arial" w:cs="Arial" w:eastAsia="Arial" w:hAnsi="Arial"/>
-                <w:b/>
-                <w:bCs/>
-                <w:color w:val="FFFFFF"/>
-                <w:sz w:val="18"/>
-                <w:szCs w:val="18"/>
-              </w:rPr>
-              <w:t xml:space="preserve">7 · DÉCLARATION SUR L'HONNEUR</w:t>
+              <w:t xml:space="preserve">6 · DÉCLARATION SUR L'HONNEUR</w:t>
             </w:r>
           </w:p>
         </w:tc>
@@ -2647,7 +2258,7 @@
                 <w:sz w:val="15"/>
                 <w:szCs w:val="15"/>
               </w:rPr>
-              <w:t xml:space="preserve">Je déclare exacts les renseignements ci-dessus. Une fausse déclaration est punie comme faux (Code II, Art. B.23) et entraîne le remboursement des frais avancés par l'État.</w:t>
+              <w:t xml:space="preserve">Je déclare exacts les renseignements ci-dessus. Une fausse déclaration est punie comme faux (Code II, Art. B.23).</w:t>
             </w:r>
           </w:p>
         </w:tc>
@@ -2738,7 +2349,7 @@
                 <w:sz w:val="16"/>
                 <w:szCs w:val="16"/>
               </w:rPr>
-              <w:t xml:space="preserve">L'aide juridictionnelle est accordée pour une personne dont les ressources sont inférieures à 15.000 euros, sur simple déclaration de ressources (Code III, Art. 65, al. 3).</w:t>
+              <w:t xml:space="preserve">L'avocat commis d'office est payé par le Gouvernement, quel que soit le client et sans condition de ressources (Code III, Art. 65, al. 3).</w:t>
             </w:r>
           </w:p>
           <w:p>
@@ -3050,7 +2661,7 @@
         <w:sz w:val="14"/>
         <w:szCs w:val="14"/>
       </w:rPr>
-      <w:t xml:space="preserve">Modèle D1 – Constitution d'avocat et demande d'aide juridictionnelle · BruxellesLife – Ville de Bruxelles</w:t>
+      <w:t xml:space="preserve">Modèle D1 – Constitution d'avocat et demande d'avocat commis d'office · BruxellesLife – Ville de Bruxelles</w:t>
     </w:r>
     <w:r>
       <w:rPr>
